--- a/docs/Cover-Letter.docx
+++ b/docs/Cover-Letter.docx
@@ -128,7 +128,7 @@
           <w:color w:val="1A1A1A"/>
           <w:sz w:val="22"/>
         </w:rPr>
-        <w:t>I’m a senior software engineer with 4+ years building web and mobile products for clients in the United States, United Kingdom, United Arab Emirates, and Pakistan. My title has usually said “developer”, but the work has consistently been wider than that: I run requirement sessions with clients directly, break what they need into technical plans, write the production React Native and Next.js code, and own the release through App Store Connect and Google Play.</w:t>
+        <w:t>I’m a senior software engineer with 5+ years building web and mobile products for clients in the United States, United Kingdom, United Arab Emirates, and Pakistan. My title has usually said “developer”, but the work has consistently been wider than that: I run requirement sessions with clients directly, break what they need into technical plans, write the production React Native and Next.js code, and own the release through App Store Connect and Google Play.</w:t>
       </w:r>
     </w:p>
     <w:p>
@@ -320,7 +320,7 @@
           <w:color w:val="1A1A1A"/>
           <w:sz w:val="22"/>
         </w:rPr>
-        <w:t>I’m a senior software engineer with 4+ years building web and mobile products for clients in the US, UK, UAE and Pakistan, in React, React Native, Next.js and TypeScript. Beyond the code, I run client requirement sessions and own delivery end to end, including App Store and Play Console releases.</w:t>
+        <w:t>I’m a senior software engineer with 5+ years building web and mobile products for clients in the US, UK, UAE and Pakistan, in React, React Native, Next.js and TypeScript. Beyond the code, I run client requirement sessions and own delivery end to end, including App Store and Play Console releases.</w:t>
       </w:r>
     </w:p>
     <w:p>
